--- a/exercises/Bài tập 053 - Rút gọn mệnh đề quan hệ.docx
+++ b/exercises/Bài tập 053 - Rút gọn mệnh đề quan hệ.docx
@@ -9,6 +9,7 @@
         <w:rPr>
           <w:rFonts w:ascii="Arial" w:hAnsi="Arial" w:cs="Arial"/>
           <w:b/>
+          <w:color w:val="000000"/>
           <w:sz w:val="32"/>
         </w:rPr>
       </w:pPr>
@@ -16,6 +17,7 @@
         <w:rPr>
           <w:rFonts w:ascii="Arial" w:hAnsi="Arial" w:cs="Arial"/>
           <w:b/>
+          <w:color w:val="000000"/>
           <w:sz w:val="32"/>
         </w:rPr>
         <w:t>BÀI TẬP NGÀY 53</w:t>
@@ -28,6 +30,7 @@
         <w:rPr>
           <w:rFonts w:ascii="Arial" w:hAnsi="Arial" w:cs="Arial"/>
           <w:b/>
+          <w:color w:val="000000"/>
           <w:sz w:val="36"/>
         </w:rPr>
       </w:pPr>
@@ -35,631 +38,1693 @@
         <w:rPr>
           <w:rFonts w:ascii="Arial" w:hAnsi="Arial" w:cs="Arial"/>
           <w:b/>
+          <w:color w:val="000000"/>
           <w:sz w:val="36"/>
         </w:rPr>
         <w:t>RÚT GỌN MỆNH ĐỀ QUAN HỆ</w:t>
       </w:r>
     </w:p>
     <w:p>
-      <w:r>
+      <w:pPr>
+        <w:rPr>
+          <w:color w:val="000000"/>
+        </w:rPr>
+      </w:pPr>
+      <w:r>
+        <w:rPr>
+          <w:color w:val="000000"/>
+        </w:rPr>
         <w:t>Họ và tên: __________________________                         Điểm: ________/100</w:t>
       </w:r>
     </w:p>
     <w:p>
       <w:pPr>
         <w:pStyle w:val="Heading1"/>
-      </w:pPr>
-      <w:r>
+        <w:spacing w:before="60"/>
+      </w:pPr>
+      <w:r>
+        <w:lastRenderedPageBreak/>
         <w:t>PHẦN 1. CHỌN ĐÁP ÁN ĐÚNG (10 điểm)</w:t>
       </w:r>
     </w:p>
     <w:p>
-      <w:r>
+      <w:pPr>
+        <w:keepNext/>
+        <w:spacing w:before="120" w:after="60"/>
+        <w:rPr>
+          <w:color w:val="000000"/>
+        </w:rPr>
+      </w:pPr>
+      <w:r>
+        <w:rPr>
+          <w:color w:val="000000"/>
+        </w:rPr>
         <w:t>1. The man ______ next door is a doctor.   A. living   B. lived   C. to lived</w:t>
       </w:r>
     </w:p>
     <w:p>
-      <w:r>
+      <w:pPr>
+        <w:keepNext/>
+        <w:spacing w:before="120" w:after="60"/>
+        <w:rPr>
+          <w:color w:val="000000"/>
+        </w:rPr>
+      </w:pPr>
+      <w:r>
+        <w:rPr>
+          <w:color w:val="000000"/>
+        </w:rPr>
         <w:t>2. The books ______ by Nam are popular.   A. writing   B. written   C. wrote</w:t>
       </w:r>
     </w:p>
     <w:p>
-      <w:r>
+      <w:pPr>
+        <w:keepNext/>
+        <w:spacing w:before="120" w:after="60"/>
+        <w:rPr>
+          <w:color w:val="000000"/>
+        </w:rPr>
+      </w:pPr>
+      <w:r>
+        <w:rPr>
+          <w:color w:val="000000"/>
+        </w:rPr>
         <w:t>3. The girl ______ at the door is Lan.   A. standing   B. stood   C. stand</w:t>
       </w:r>
     </w:p>
     <w:p>
-      <w:r>
+      <w:pPr>
+        <w:keepNext/>
+        <w:spacing w:before="120" w:after="60"/>
+        <w:rPr>
+          <w:color w:val="000000"/>
+        </w:rPr>
+      </w:pPr>
+      <w:r>
+        <w:rPr>
+          <w:color w:val="000000"/>
+        </w:rPr>
         <w:t>4. The car ______ in the accident has been repaired.   A. damaging   B. damaged   C. damage</w:t>
       </w:r>
     </w:p>
     <w:p>
-      <w:r>
+      <w:pPr>
+        <w:keepNext/>
+        <w:spacing w:before="120" w:after="60"/>
+        <w:rPr>
+          <w:color w:val="000000"/>
+        </w:rPr>
+      </w:pPr>
+      <w:r>
+        <w:rPr>
+          <w:color w:val="000000"/>
+        </w:rPr>
         <w:t>5. Lan was the first student ______.   A. finish   B. finishing   C. to finish</w:t>
       </w:r>
     </w:p>
     <w:p>
-      <w:r>
+      <w:pPr>
+        <w:keepNext/>
+        <w:spacing w:before="120" w:after="60"/>
+        <w:rPr>
+          <w:color w:val="000000"/>
+        </w:rPr>
+      </w:pPr>
+      <w:r>
+        <w:rPr>
+          <w:color w:val="000000"/>
+        </w:rPr>
         <w:t>6. He is the only person ______ us.   A. to help   B. helped   C. helping by</w:t>
       </w:r>
     </w:p>
     <w:p>
-      <w:r>
+      <w:pPr>
+        <w:keepNext/>
+        <w:spacing w:before="120" w:after="60"/>
+        <w:rPr>
+          <w:color w:val="000000"/>
+        </w:rPr>
+      </w:pPr>
+      <w:r>
+        <w:rPr>
+          <w:color w:val="000000"/>
+        </w:rPr>
         <w:t>7. The documents ______ on the desk are confidential.   A. being   B. on   C. which on</w:t>
       </w:r>
     </w:p>
     <w:p>
-      <w:r>
+      <w:pPr>
+        <w:keepNext/>
+        <w:spacing w:before="120" w:after="60"/>
+        <w:rPr>
+          <w:color w:val="000000"/>
+        </w:rPr>
+      </w:pPr>
+      <w:r>
+        <w:rPr>
+          <w:color w:val="000000"/>
+        </w:rPr>
         <w:t>8. Students ______ in the course should register.   A. interested   B. interesting   C. interest</w:t>
       </w:r>
     </w:p>
     <w:p>
-      <w:r>
+      <w:pPr>
+        <w:keepNext/>
+        <w:spacing w:before="120" w:after="60"/>
+        <w:rPr>
+          <w:color w:val="000000"/>
+        </w:rPr>
+      </w:pPr>
+      <w:r>
+        <w:rPr>
+          <w:color w:val="000000"/>
+        </w:rPr>
         <w:t>9. The book which I bought is new. Which reduction is correct?   A. The book buying is new.   B. Keep the full clause.   C. The book bought me is new.</w:t>
       </w:r>
     </w:p>
     <w:p>
-      <w:r>
+      <w:pPr>
+        <w:keepNext/>
+        <w:spacing w:before="120" w:after="60"/>
+        <w:rPr>
+          <w:color w:val="000000"/>
+        </w:rPr>
+      </w:pPr>
+      <w:r>
+        <w:rPr>
+          <w:color w:val="000000"/>
+        </w:rPr>
         <w:t>10. The last task ______ must be checked carefully.   A. to be completed   B. completing   C. complete</w:t>
       </w:r>
     </w:p>
     <w:p>
       <w:pPr>
         <w:pStyle w:val="Heading1"/>
+        <w:spacing w:before="240"/>
       </w:pPr>
       <w:r>
         <w:t>PHẦN 2. CHỌN V-ING HOẶC V3/ED (10 điểm)</w:t>
       </w:r>
     </w:p>
     <w:p>
-      <w:r>
+      <w:pPr>
+        <w:keepNext/>
+        <w:spacing w:before="120" w:after="60"/>
+        <w:rPr>
+          <w:color w:val="000000"/>
+        </w:rPr>
+      </w:pPr>
+      <w:r>
+        <w:rPr>
+          <w:color w:val="000000"/>
+        </w:rPr>
         <w:t>1. The woman ______ (work) at reception can help you.</w:t>
       </w:r>
     </w:p>
     <w:p>
-      <w:r>
+      <w:pPr>
+        <w:keepNext/>
+        <w:spacing w:before="120" w:after="60"/>
+        <w:rPr>
+          <w:color w:val="000000"/>
+        </w:rPr>
+      </w:pPr>
+      <w:r>
+        <w:rPr>
+          <w:color w:val="000000"/>
+        </w:rPr>
         <w:t>2. The products ______ (make) in Vietnam are here.</w:t>
       </w:r>
     </w:p>
     <w:p>
-      <w:r>
+      <w:pPr>
+        <w:keepNext/>
+        <w:spacing w:before="120" w:after="60"/>
+        <w:rPr>
+          <w:color w:val="000000"/>
+        </w:rPr>
+      </w:pPr>
+      <w:r>
+        <w:rPr>
+          <w:color w:val="000000"/>
+        </w:rPr>
         <w:t>3. Students ______ (wait) outside may enter now.</w:t>
       </w:r>
     </w:p>
     <w:p>
-      <w:r>
+      <w:pPr>
+        <w:keepNext/>
+        <w:spacing w:before="120" w:after="60"/>
+        <w:rPr>
+          <w:color w:val="000000"/>
+        </w:rPr>
+      </w:pPr>
+      <w:r>
+        <w:rPr>
+          <w:color w:val="000000"/>
+        </w:rPr>
         <w:t>4. The letter ______ (send) yesterday has arrived.</w:t>
       </w:r>
     </w:p>
     <w:p>
-      <w:r>
+      <w:pPr>
+        <w:keepNext/>
+        <w:spacing w:before="120" w:after="60"/>
+        <w:rPr>
+          <w:color w:val="000000"/>
+        </w:rPr>
+      </w:pPr>
+      <w:r>
+        <w:rPr>
+          <w:color w:val="000000"/>
+        </w:rPr>
         <w:t>5. The dog ______ (bark) loudly belongs to Nam.</w:t>
       </w:r>
     </w:p>
     <w:p>
-      <w:r>
+      <w:pPr>
+        <w:keepNext/>
+        <w:spacing w:before="120" w:after="60"/>
+        <w:rPr>
+          <w:color w:val="000000"/>
+        </w:rPr>
+      </w:pPr>
+      <w:r>
+        <w:rPr>
+          <w:color w:val="000000"/>
+        </w:rPr>
         <w:t>6. The road ______ (damage) by the storm is closed.</w:t>
       </w:r>
     </w:p>
     <w:p>
-      <w:r>
+      <w:pPr>
+        <w:keepNext/>
+        <w:spacing w:before="120" w:after="60"/>
+        <w:rPr>
+          <w:color w:val="000000"/>
+        </w:rPr>
+      </w:pPr>
+      <w:r>
+        <w:rPr>
+          <w:color w:val="000000"/>
+        </w:rPr>
         <w:t>7. People ______ (live) nearby heard the noise.</w:t>
       </w:r>
     </w:p>
     <w:p>
-      <w:r>
+      <w:pPr>
+        <w:keepNext/>
+        <w:spacing w:before="120" w:after="60"/>
+        <w:rPr>
+          <w:color w:val="000000"/>
+        </w:rPr>
+      </w:pPr>
+      <w:r>
+        <w:rPr>
+          <w:color w:val="000000"/>
+        </w:rPr>
         <w:t>8. The photos ______ (take) in Hue are beautiful.</w:t>
       </w:r>
     </w:p>
     <w:p>
-      <w:r>
+      <w:pPr>
+        <w:keepNext/>
+        <w:spacing w:before="120" w:after="60"/>
+        <w:rPr>
+          <w:color w:val="000000"/>
+        </w:rPr>
+      </w:pPr>
+      <w:r>
+        <w:rPr>
+          <w:color w:val="000000"/>
+        </w:rPr>
         <w:t>9. The man ______ (carry) the box is my uncle.</w:t>
       </w:r>
     </w:p>
     <w:p>
-      <w:r>
+      <w:pPr>
+        <w:keepNext/>
+        <w:spacing w:before="120" w:after="60"/>
+        <w:rPr>
+          <w:color w:val="000000"/>
+        </w:rPr>
+      </w:pPr>
+      <w:r>
+        <w:rPr>
+          <w:color w:val="000000"/>
+        </w:rPr>
         <w:t>10. The meal ______ (prepare) by the chef was delicious.</w:t>
       </w:r>
     </w:p>
     <w:p>
       <w:pPr>
         <w:pStyle w:val="Heading1"/>
+        <w:spacing w:before="240"/>
       </w:pPr>
       <w:r>
         <w:t>PHẦN 3. RÚT GỌN BẰNG V-ING (10 điểm)</w:t>
       </w:r>
     </w:p>
     <w:p>
-      <w:r>
+      <w:pPr>
+        <w:keepNext/>
+        <w:spacing w:before="120" w:after="60"/>
+        <w:rPr>
+          <w:color w:val="000000"/>
+        </w:rPr>
+      </w:pPr>
+      <w:r>
+        <w:rPr>
+          <w:color w:val="000000"/>
+        </w:rPr>
         <w:t>1. The man who lives next door is a doctor. → ______________________________</w:t>
       </w:r>
     </w:p>
     <w:p>
-      <w:r>
+      <w:pPr>
+        <w:keepNext/>
+        <w:spacing w:before="120" w:after="60"/>
+        <w:rPr>
+          <w:color w:val="000000"/>
+        </w:rPr>
+      </w:pPr>
+      <w:r>
+        <w:rPr>
+          <w:color w:val="000000"/>
+        </w:rPr>
         <w:t>2. The girl who is singing is Lan. → ______________________________</w:t>
       </w:r>
     </w:p>
     <w:p>
-      <w:r>
+      <w:pPr>
+        <w:keepNext/>
+        <w:spacing w:before="120" w:after="60"/>
+        <w:rPr>
+          <w:color w:val="000000"/>
+        </w:rPr>
+      </w:pPr>
+      <w:r>
+        <w:rPr>
+          <w:color w:val="000000"/>
+        </w:rPr>
         <w:t>3. Students who study hard often succeed. → ______________________________</w:t>
       </w:r>
     </w:p>
     <w:p>
-      <w:r>
+      <w:pPr>
+        <w:keepNext/>
+        <w:spacing w:before="120" w:after="60"/>
+        <w:rPr>
+          <w:color w:val="000000"/>
+        </w:rPr>
+      </w:pPr>
+      <w:r>
+        <w:rPr>
+          <w:color w:val="000000"/>
+        </w:rPr>
         <w:t>4. People who work here wear uniforms. → ______________________________</w:t>
       </w:r>
     </w:p>
     <w:p>
-      <w:r>
+      <w:pPr>
+        <w:keepNext/>
+        <w:spacing w:before="120" w:after="60"/>
+        <w:rPr>
+          <w:color w:val="000000"/>
+        </w:rPr>
+      </w:pPr>
+      <w:r>
+        <w:rPr>
+          <w:color w:val="000000"/>
+        </w:rPr>
         <w:t>5. The dog that is running in the park is mine. → ______________________________</w:t>
       </w:r>
     </w:p>
     <w:p>
-      <w:r>
+      <w:pPr>
+        <w:keepNext/>
+        <w:spacing w:before="120" w:after="60"/>
+        <w:rPr>
+          <w:color w:val="000000"/>
+        </w:rPr>
+      </w:pPr>
+      <w:r>
+        <w:rPr>
+          <w:color w:val="000000"/>
+        </w:rPr>
         <w:t>6. The woman who carries the red bag is my teacher. → ______________________________</w:t>
       </w:r>
     </w:p>
     <w:p>
-      <w:r>
+      <w:pPr>
+        <w:keepNext/>
+        <w:spacing w:before="120" w:after="60"/>
+        <w:rPr>
+          <w:color w:val="000000"/>
+        </w:rPr>
+      </w:pPr>
+      <w:r>
+        <w:rPr>
+          <w:color w:val="000000"/>
+        </w:rPr>
         <w:t>7. Cars that travel too fast are dangerous. → ______________________________</w:t>
       </w:r>
     </w:p>
     <w:p>
-      <w:r>
+      <w:pPr>
+        <w:keepNext/>
+        <w:spacing w:before="120" w:after="60"/>
+        <w:rPr>
+          <w:color w:val="000000"/>
+        </w:rPr>
+      </w:pPr>
+      <w:r>
+        <w:rPr>
+          <w:color w:val="000000"/>
+        </w:rPr>
         <w:t>8. The boy who sits near the window is Nam. → ______________________________</w:t>
       </w:r>
     </w:p>
     <w:p>
-      <w:r>
+      <w:pPr>
+        <w:keepNext/>
+        <w:spacing w:before="120" w:after="60"/>
+        <w:rPr>
+          <w:color w:val="000000"/>
+        </w:rPr>
+      </w:pPr>
+      <w:r>
+        <w:rPr>
+          <w:color w:val="000000"/>
+        </w:rPr>
         <w:t>9. Workers who repair the road start early. → ______________________________</w:t>
       </w:r>
     </w:p>
     <w:p>
-      <w:r>
+      <w:pPr>
+        <w:keepNext/>
+        <w:spacing w:before="120" w:after="60"/>
+        <w:rPr>
+          <w:color w:val="000000"/>
+        </w:rPr>
+      </w:pPr>
+      <w:r>
+        <w:rPr>
+          <w:color w:val="000000"/>
+        </w:rPr>
         <w:t>10. Anyone who wants to join should call me. → ______________________________</w:t>
       </w:r>
     </w:p>
     <w:p>
       <w:pPr>
         <w:pStyle w:val="Heading1"/>
+        <w:spacing w:before="240"/>
       </w:pPr>
       <w:r>
         <w:t>PHẦN 4. RÚT GỌN BẰNG V3/ED (10 điểm)</w:t>
       </w:r>
     </w:p>
     <w:p>
-      <w:r>
+      <w:pPr>
+        <w:keepNext/>
+        <w:spacing w:before="120" w:after="60"/>
+        <w:rPr>
+          <w:color w:val="000000"/>
+        </w:rPr>
+      </w:pPr>
+      <w:r>
+        <w:rPr>
+          <w:color w:val="000000"/>
+        </w:rPr>
         <w:t>1. The books which were written by Nam are popular. → ______________________________</w:t>
       </w:r>
     </w:p>
     <w:p>
-      <w:r>
+      <w:pPr>
+        <w:keepNext/>
+        <w:spacing w:before="120" w:after="60"/>
+        <w:rPr>
+          <w:color w:val="000000"/>
+        </w:rPr>
+      </w:pPr>
+      <w:r>
+        <w:rPr>
+          <w:color w:val="000000"/>
+        </w:rPr>
         <w:t>2. The car that was damaged has been repaired. → ______________________________</w:t>
       </w:r>
     </w:p>
     <w:p>
-      <w:r>
+      <w:pPr>
+        <w:keepNext/>
+        <w:spacing w:before="120" w:after="60"/>
+        <w:rPr>
+          <w:color w:val="000000"/>
+        </w:rPr>
+      </w:pPr>
+      <w:r>
+        <w:rPr>
+          <w:color w:val="000000"/>
+        </w:rPr>
         <w:t>3. The people who were invited arrived early. → ______________________________</w:t>
       </w:r>
     </w:p>
     <w:p>
-      <w:r>
+      <w:pPr>
+        <w:keepNext/>
+        <w:spacing w:before="120" w:after="60"/>
+        <w:rPr>
+          <w:color w:val="000000"/>
+        </w:rPr>
+      </w:pPr>
+      <w:r>
+        <w:rPr>
+          <w:color w:val="000000"/>
+        </w:rPr>
         <w:t>4. The meal which was prepared by Lan was delicious. → ______________________________</w:t>
       </w:r>
     </w:p>
     <w:p>
-      <w:r>
+      <w:pPr>
+        <w:keepNext/>
+        <w:spacing w:before="120" w:after="60"/>
+        <w:rPr>
+          <w:color w:val="000000"/>
+        </w:rPr>
+      </w:pPr>
+      <w:r>
+        <w:rPr>
+          <w:color w:val="000000"/>
+        </w:rPr>
         <w:t>5. The bridge that was built in 2010 is strong. → ______________________________</w:t>
       </w:r>
     </w:p>
     <w:p>
-      <w:r>
+      <w:pPr>
+        <w:keepNext/>
+        <w:spacing w:before="120" w:after="60"/>
+        <w:rPr>
+          <w:color w:val="000000"/>
+        </w:rPr>
+      </w:pPr>
+      <w:r>
+        <w:rPr>
+          <w:color w:val="000000"/>
+        </w:rPr>
         <w:t>6. The photos which were taken in Hue are beautiful. → ______________________________</w:t>
       </w:r>
     </w:p>
     <w:p>
-      <w:r>
+      <w:pPr>
+        <w:keepNext/>
+        <w:spacing w:before="120" w:after="60"/>
+        <w:rPr>
+          <w:color w:val="000000"/>
+        </w:rPr>
+      </w:pPr>
+      <w:r>
+        <w:rPr>
+          <w:color w:val="000000"/>
+        </w:rPr>
         <w:t>7. The road that was closed yesterday is open now. → ______________________________</w:t>
       </w:r>
     </w:p>
     <w:p>
-      <w:r>
+      <w:pPr>
+        <w:keepNext/>
+        <w:spacing w:before="120" w:after="60"/>
+        <w:rPr>
+          <w:color w:val="000000"/>
+        </w:rPr>
+      </w:pPr>
+      <w:r>
+        <w:rPr>
+          <w:color w:val="000000"/>
+        </w:rPr>
         <w:t>8. The products which are made here are exported. → ______________________________</w:t>
       </w:r>
     </w:p>
     <w:p>
-      <w:r>
+      <w:pPr>
+        <w:keepNext/>
+        <w:spacing w:before="120" w:after="60"/>
+        <w:rPr>
+          <w:color w:val="000000"/>
+        </w:rPr>
+      </w:pPr>
+      <w:r>
+        <w:rPr>
+          <w:color w:val="000000"/>
+        </w:rPr>
         <w:t>9. The lesson that was explained by the teacher was easy. → ______________________________</w:t>
       </w:r>
     </w:p>
     <w:p>
-      <w:r>
+      <w:pPr>
+        <w:keepNext/>
+        <w:spacing w:before="120" w:after="60"/>
+        <w:rPr>
+          <w:color w:val="000000"/>
+        </w:rPr>
+      </w:pPr>
+      <w:r>
+        <w:rPr>
+          <w:color w:val="000000"/>
+        </w:rPr>
         <w:t>10. The money which was stolen has been found. → ______________________________</w:t>
       </w:r>
     </w:p>
     <w:p>
       <w:pPr>
         <w:pStyle w:val="Heading1"/>
+        <w:spacing w:before="240"/>
       </w:pPr>
       <w:r>
         <w:t>PHẦN 5. RÚT GỌN BẰNG TO V / TO BE + V3 (10 điểm)</w:t>
       </w:r>
     </w:p>
     <w:p>
-      <w:r>
+      <w:pPr>
+        <w:keepNext/>
+        <w:spacing w:before="120" w:after="60"/>
+        <w:rPr>
+          <w:color w:val="000000"/>
+        </w:rPr>
+      </w:pPr>
+      <w:r>
+        <w:rPr>
+          <w:color w:val="000000"/>
+        </w:rPr>
         <w:t>1. Lan was the first student who finished. → ______________________________</w:t>
       </w:r>
     </w:p>
     <w:p>
-      <w:r>
+      <w:pPr>
+        <w:keepNext/>
+        <w:spacing w:before="120" w:after="60"/>
+        <w:rPr>
+          <w:color w:val="000000"/>
+        </w:rPr>
+      </w:pPr>
+      <w:r>
+        <w:rPr>
+          <w:color w:val="000000"/>
+        </w:rPr>
         <w:t>2. Nam was the last person who arrived. → ______________________________</w:t>
       </w:r>
     </w:p>
     <w:p>
-      <w:r>
+      <w:pPr>
+        <w:keepNext/>
+        <w:spacing w:before="120" w:after="60"/>
+        <w:rPr>
+          <w:color w:val="000000"/>
+        </w:rPr>
+      </w:pPr>
+      <w:r>
+        <w:rPr>
+          <w:color w:val="000000"/>
+        </w:rPr>
         <w:t>3. He is the only person who can help us. → ______________________________</w:t>
       </w:r>
     </w:p>
     <w:p>
-      <w:r>
+      <w:pPr>
+        <w:keepNext/>
+        <w:spacing w:before="120" w:after="60"/>
+        <w:rPr>
+          <w:color w:val="000000"/>
+        </w:rPr>
+      </w:pPr>
+      <w:r>
+        <w:rPr>
+          <w:color w:val="000000"/>
+        </w:rPr>
         <w:t>4. This is the best book that you should read. → ______________________________</w:t>
       </w:r>
     </w:p>
     <w:p>
-      <w:r>
+      <w:pPr>
+        <w:keepNext/>
+        <w:spacing w:before="120" w:after="60"/>
+        <w:rPr>
+          <w:color w:val="000000"/>
+        </w:rPr>
+      </w:pPr>
+      <w:r>
+        <w:rPr>
+          <w:color w:val="000000"/>
+        </w:rPr>
         <w:t>5. Mai was the second runner who crossed the line. → ______________________________</w:t>
       </w:r>
     </w:p>
     <w:p>
-      <w:r>
+      <w:pPr>
+        <w:keepNext/>
+        <w:spacing w:before="120" w:after="60"/>
+        <w:rPr>
+          <w:color w:val="000000"/>
+        </w:rPr>
+      </w:pPr>
+      <w:r>
+        <w:rPr>
+          <w:color w:val="000000"/>
+        </w:rPr>
         <w:t>6. This is the next issue that we must discuss. → ______________________________</w:t>
       </w:r>
     </w:p>
     <w:p>
-      <w:r>
+      <w:pPr>
+        <w:keepNext/>
+        <w:spacing w:before="120" w:after="60"/>
+        <w:rPr>
+          <w:color w:val="000000"/>
+        </w:rPr>
+      </w:pPr>
+      <w:r>
+        <w:rPr>
+          <w:color w:val="000000"/>
+        </w:rPr>
         <w:t>7. That was the only seat that could be used. → ______________________________</w:t>
       </w:r>
     </w:p>
     <w:p>
-      <w:r>
+      <w:pPr>
+        <w:keepNext/>
+        <w:spacing w:before="120" w:after="60"/>
+        <w:rPr>
+          <w:color w:val="000000"/>
+        </w:rPr>
+      </w:pPr>
+      <w:r>
+        <w:rPr>
+          <w:color w:val="000000"/>
+        </w:rPr>
         <w:t>8. This is the last task that must be completed. → ______________________________</w:t>
       </w:r>
     </w:p>
     <w:p>
-      <w:r>
+      <w:pPr>
+        <w:keepNext/>
+        <w:spacing w:before="120" w:after="60"/>
+        <w:rPr>
+          <w:color w:val="000000"/>
+        </w:rPr>
+      </w:pPr>
+      <w:r>
+        <w:rPr>
+          <w:color w:val="000000"/>
+        </w:rPr>
         <w:t>9. She is the youngest person who won the award. → ______________________________</w:t>
       </w:r>
     </w:p>
     <w:p>
-      <w:r>
+      <w:pPr>
+        <w:keepNext/>
+        <w:spacing w:before="120" w:after="60"/>
+        <w:rPr>
+          <w:color w:val="000000"/>
+        </w:rPr>
+      </w:pPr>
+      <w:r>
+        <w:rPr>
+          <w:color w:val="000000"/>
+        </w:rPr>
         <w:t>10. The next train that will arrive goes to Hue. → ______________________________</w:t>
       </w:r>
     </w:p>
     <w:p>
       <w:pPr>
         <w:pStyle w:val="Heading1"/>
+        <w:spacing w:before="240"/>
       </w:pPr>
       <w:r>
         <w:t>PHẦN 6. RÚT GỌN BE + TÍNH TỪ/CỤM GIỚI TỪ (10 điểm)</w:t>
       </w:r>
     </w:p>
     <w:p>
-      <w:r>
+      <w:pPr>
+        <w:keepNext/>
+        <w:spacing w:before="120" w:after="60"/>
+        <w:rPr>
+          <w:color w:val="000000"/>
+        </w:rPr>
+      </w:pPr>
+      <w:r>
+        <w:rPr>
+          <w:color w:val="000000"/>
+        </w:rPr>
         <w:t>1. The people who are interested in the course should register. → ______________________________</w:t>
       </w:r>
     </w:p>
     <w:p>
-      <w:r>
+      <w:pPr>
+        <w:keepNext/>
+        <w:spacing w:before="120" w:after="60"/>
+        <w:rPr>
+          <w:color w:val="000000"/>
+        </w:rPr>
+      </w:pPr>
+      <w:r>
+        <w:rPr>
+          <w:color w:val="000000"/>
+        </w:rPr>
         <w:t>2. The books which are on the shelf are new. → ______________________________</w:t>
       </w:r>
     </w:p>
     <w:p>
-      <w:r>
+      <w:pPr>
+        <w:keepNext/>
+        <w:spacing w:before="120" w:after="60"/>
+        <w:rPr>
+          <w:color w:val="000000"/>
+        </w:rPr>
+      </w:pPr>
+      <w:r>
+        <w:rPr>
+          <w:color w:val="000000"/>
+        </w:rPr>
         <w:t>3. Students who are absent today must contact me. → ______________________________</w:t>
       </w:r>
     </w:p>
     <w:p>
-      <w:r>
+      <w:pPr>
+        <w:keepNext/>
+        <w:spacing w:before="120" w:after="60"/>
+        <w:rPr>
+          <w:color w:val="000000"/>
+        </w:rPr>
+      </w:pPr>
+      <w:r>
+        <w:rPr>
+          <w:color w:val="000000"/>
+        </w:rPr>
         <w:t>4. The man who is responsible for the project is here. → ______________________________</w:t>
       </w:r>
     </w:p>
     <w:p>
-      <w:r>
+      <w:pPr>
+        <w:keepNext/>
+        <w:spacing w:before="120" w:after="60"/>
+        <w:rPr>
+          <w:color w:val="000000"/>
+        </w:rPr>
+      </w:pPr>
+      <w:r>
+        <w:rPr>
+          <w:color w:val="000000"/>
+        </w:rPr>
         <w:t>5. The house which is near the river is for sale. → ______________________________</w:t>
       </w:r>
     </w:p>
     <w:p>
-      <w:r>
+      <w:pPr>
+        <w:keepNext/>
+        <w:spacing w:before="120" w:after="60"/>
+        <w:rPr>
+          <w:color w:val="000000"/>
+        </w:rPr>
+      </w:pPr>
+      <w:r>
+        <w:rPr>
+          <w:color w:val="000000"/>
+        </w:rPr>
         <w:t>6. Anyone who is ready may begin. → ______________________________</w:t>
       </w:r>
     </w:p>
     <w:p>
-      <w:r>
+      <w:pPr>
+        <w:keepNext/>
+        <w:spacing w:before="120" w:after="60"/>
+        <w:rPr>
+          <w:color w:val="000000"/>
+        </w:rPr>
+      </w:pPr>
+      <w:r>
+        <w:rPr>
+          <w:color w:val="000000"/>
+        </w:rPr>
         <w:t>7. The documents which are in this folder are private. → ______________________________</w:t>
       </w:r>
     </w:p>
     <w:p>
-      <w:r>
+      <w:pPr>
+        <w:keepNext/>
+        <w:spacing w:before="120" w:after="60"/>
+        <w:rPr>
+          <w:color w:val="000000"/>
+        </w:rPr>
+      </w:pPr>
+      <w:r>
+        <w:rPr>
+          <w:color w:val="000000"/>
+        </w:rPr>
         <w:t>8. The children who are afraid of dogs stayed inside. → ______________________________</w:t>
       </w:r>
     </w:p>
     <w:p>
-      <w:r>
+      <w:pPr>
+        <w:keepNext/>
+        <w:spacing w:before="120" w:after="60"/>
+        <w:rPr>
+          <w:color w:val="000000"/>
+        </w:rPr>
+      </w:pPr>
+      <w:r>
+        <w:rPr>
+          <w:color w:val="000000"/>
+        </w:rPr>
         <w:t>9. The room which is opposite the lift is ours. → ______________________________</w:t>
       </w:r>
     </w:p>
     <w:p>
-      <w:r>
+      <w:pPr>
+        <w:keepNext/>
+        <w:spacing w:before="120" w:after="60"/>
+        <w:rPr>
+          <w:color w:val="000000"/>
+        </w:rPr>
+      </w:pPr>
+      <w:r>
+        <w:rPr>
+          <w:color w:val="000000"/>
+        </w:rPr>
         <w:t>10. Workers who are available tomorrow should sign up. → ______________________________</w:t>
       </w:r>
     </w:p>
     <w:p>
       <w:pPr>
         <w:pStyle w:val="Heading1"/>
+        <w:spacing w:before="240"/>
       </w:pPr>
       <w:r>
         <w:t>PHẦN 7. CHỌN CÂU CÓ THỂ RÚT GỌN (10 điểm)</w:t>
       </w:r>
     </w:p>
     <w:p>
-      <w:r>
+      <w:pPr>
+        <w:rPr>
+          <w:color w:val="000000"/>
+        </w:rPr>
+      </w:pPr>
+      <w:r>
+        <w:rPr>
+          <w:color w:val="000000"/>
+        </w:rPr>
         <w:t>Ghi “Có” hoặc “Không”; nếu có, viết dạng rút gọn.</w:t>
       </w:r>
     </w:p>
     <w:p>
-      <w:r>
+      <w:pPr>
+        <w:keepNext/>
+        <w:spacing w:before="120" w:after="60"/>
+        <w:rPr>
+          <w:color w:val="000000"/>
+        </w:rPr>
+      </w:pPr>
+      <w:r>
+        <w:rPr>
+          <w:color w:val="000000"/>
+        </w:rPr>
         <w:t>1. The man who called me is Tom. → ______________________________</w:t>
       </w:r>
     </w:p>
     <w:p>
-      <w:r>
+      <w:pPr>
+        <w:keepNext/>
+        <w:spacing w:before="120" w:after="60"/>
+        <w:rPr>
+          <w:color w:val="000000"/>
+        </w:rPr>
+      </w:pPr>
+      <w:r>
+        <w:rPr>
+          <w:color w:val="000000"/>
+        </w:rPr>
         <w:t>2. The man whom I called is Tom. → ______________________________</w:t>
       </w:r>
     </w:p>
     <w:p>
-      <w:r>
+      <w:pPr>
+        <w:keepNext/>
+        <w:spacing w:before="120" w:after="60"/>
+        <w:rPr>
+          <w:color w:val="000000"/>
+        </w:rPr>
+      </w:pPr>
+      <w:r>
+        <w:rPr>
+          <w:color w:val="000000"/>
+        </w:rPr>
         <w:t>3. The book which is on the desk is mine. → ______________________________</w:t>
       </w:r>
     </w:p>
     <w:p>
-      <w:r>
+      <w:pPr>
+        <w:keepNext/>
+        <w:spacing w:before="120" w:after="60"/>
+        <w:rPr>
+          <w:color w:val="000000"/>
+        </w:rPr>
+      </w:pPr>
+      <w:r>
+        <w:rPr>
+          <w:color w:val="000000"/>
+        </w:rPr>
         <w:t>4. The book which I bought is new. → ______________________________</w:t>
       </w:r>
     </w:p>
     <w:p>
-      <w:r>
+      <w:pPr>
+        <w:keepNext/>
+        <w:spacing w:before="120" w:after="60"/>
+        <w:rPr>
+          <w:color w:val="000000"/>
+        </w:rPr>
+      </w:pPr>
+      <w:r>
+        <w:rPr>
+          <w:color w:val="000000"/>
+        </w:rPr>
         <w:t>5. The girl who won the prize is Lan. → ______________________________</w:t>
       </w:r>
     </w:p>
     <w:p>
-      <w:r>
+      <w:pPr>
+        <w:keepNext/>
+        <w:spacing w:before="120" w:after="60"/>
+        <w:rPr>
+          <w:color w:val="000000"/>
+        </w:rPr>
+      </w:pPr>
+      <w:r>
+        <w:rPr>
+          <w:color w:val="000000"/>
+        </w:rPr>
         <w:t>6. The girl whom we invited is Lan. → ______________________________</w:t>
       </w:r>
     </w:p>
     <w:p>
-      <w:r>
+      <w:pPr>
+        <w:keepNext/>
+        <w:spacing w:before="120" w:after="60"/>
+        <w:rPr>
+          <w:color w:val="000000"/>
+        </w:rPr>
+      </w:pPr>
+      <w:r>
+        <w:rPr>
+          <w:color w:val="000000"/>
+        </w:rPr>
         <w:t>7. The car which was repaired works well. → ______________________________</w:t>
       </w:r>
     </w:p>
     <w:p>
-      <w:r>
+      <w:pPr>
+        <w:keepNext/>
+        <w:spacing w:before="120" w:after="60"/>
+        <w:rPr>
+          <w:color w:val="000000"/>
+        </w:rPr>
+      </w:pPr>
+      <w:r>
+        <w:rPr>
+          <w:color w:val="000000"/>
+        </w:rPr>
         <w:t>8. The car that my father drives is new. → ______________________________</w:t>
       </w:r>
     </w:p>
     <w:p>
-      <w:r>
+      <w:pPr>
+        <w:keepNext/>
+        <w:spacing w:before="120" w:after="60"/>
+        <w:rPr>
+          <w:color w:val="000000"/>
+        </w:rPr>
+      </w:pPr>
+      <w:r>
+        <w:rPr>
+          <w:color w:val="000000"/>
+        </w:rPr>
         <w:t>9. Students who need help should ask. → ______________________________</w:t>
       </w:r>
     </w:p>
     <w:p>
-      <w:r>
+      <w:pPr>
+        <w:keepNext/>
+        <w:spacing w:before="120" w:after="60"/>
+        <w:rPr>
+          <w:color w:val="000000"/>
+        </w:rPr>
+      </w:pPr>
+      <w:r>
+        <w:rPr>
+          <w:color w:val="000000"/>
+        </w:rPr>
         <w:t>10. The film which we watched was long. → ______________________________</w:t>
       </w:r>
     </w:p>
     <w:p>
       <w:pPr>
         <w:pStyle w:val="Heading1"/>
+        <w:spacing w:before="240"/>
       </w:pPr>
       <w:r>
         <w:t>PHẦN 8. SỬA LỖI SAI (10 điểm)</w:t>
       </w:r>
     </w:p>
     <w:p>
-      <w:r>
+      <w:pPr>
+        <w:keepNext/>
+        <w:spacing w:before="120" w:after="60"/>
+        <w:rPr>
+          <w:color w:val="000000"/>
+        </w:rPr>
+      </w:pPr>
+      <w:r>
+        <w:rPr>
+          <w:color w:val="000000"/>
+        </w:rPr>
         <w:t>1. The man live next door is kind. → ______________________________</w:t>
       </w:r>
     </w:p>
     <w:p>
-      <w:r>
+      <w:pPr>
+        <w:keepNext/>
+        <w:spacing w:before="120" w:after="60"/>
+        <w:rPr>
+          <w:color w:val="000000"/>
+        </w:rPr>
+      </w:pPr>
+      <w:r>
+        <w:rPr>
+          <w:color w:val="000000"/>
+        </w:rPr>
         <w:t>2. The book writing by Nam is popular. → ______________________________</w:t>
       </w:r>
     </w:p>
     <w:p>
-      <w:r>
+      <w:pPr>
+        <w:keepNext/>
+        <w:spacing w:before="120" w:after="60"/>
+        <w:rPr>
+          <w:color w:val="000000"/>
+        </w:rPr>
+      </w:pPr>
+      <w:r>
+        <w:rPr>
+          <w:color w:val="000000"/>
+        </w:rPr>
         <w:t>3. The girl who singing is Lan. → ______________________________</w:t>
       </w:r>
     </w:p>
     <w:p>
-      <w:r>
+      <w:pPr>
+        <w:keepNext/>
+        <w:spacing w:before="120" w:after="60"/>
+        <w:rPr>
+          <w:color w:val="000000"/>
+        </w:rPr>
+      </w:pPr>
+      <w:r>
+        <w:rPr>
+          <w:color w:val="000000"/>
+        </w:rPr>
         <w:t>4. The car damaging in the accident is here. → ______________________________</w:t>
       </w:r>
     </w:p>
     <w:p>
-      <w:r>
+      <w:pPr>
+        <w:keepNext/>
+        <w:spacing w:before="120" w:after="60"/>
+        <w:rPr>
+          <w:color w:val="000000"/>
+        </w:rPr>
+      </w:pPr>
+      <w:r>
+        <w:rPr>
+          <w:color w:val="000000"/>
+        </w:rPr>
         <w:t>5. The first student finishing won a prize. → ______________________________</w:t>
       </w:r>
     </w:p>
     <w:p>
-      <w:r>
+      <w:pPr>
+        <w:keepNext/>
+        <w:spacing w:before="120" w:after="60"/>
+        <w:rPr>
+          <w:color w:val="000000"/>
+        </w:rPr>
+      </w:pPr>
+      <w:r>
+        <w:rPr>
+          <w:color w:val="000000"/>
+        </w:rPr>
         <w:t>6. The book which I bought → The book buying. → ______________________________</w:t>
       </w:r>
     </w:p>
     <w:p>
-      <w:r>
+      <w:pPr>
+        <w:keepNext/>
+        <w:spacing w:before="120" w:after="60"/>
+        <w:rPr>
+          <w:color w:val="000000"/>
+        </w:rPr>
+      </w:pPr>
+      <w:r>
+        <w:rPr>
+          <w:color w:val="000000"/>
+        </w:rPr>
         <w:t>7. The products making in Vietnam are sold here. → ______________________________</w:t>
       </w:r>
     </w:p>
     <w:p>
-      <w:r>
+      <w:pPr>
+        <w:keepNext/>
+        <w:spacing w:before="120" w:after="60"/>
+        <w:rPr>
+          <w:color w:val="000000"/>
+        </w:rPr>
+      </w:pPr>
+      <w:r>
+        <w:rPr>
+          <w:color w:val="000000"/>
+        </w:rPr>
         <w:t>8. The people inviting arrived early. → ______________________________</w:t>
       </w:r>
     </w:p>
     <w:p>
-      <w:r>
+      <w:pPr>
+        <w:keepNext/>
+        <w:spacing w:before="120" w:after="60"/>
+        <w:rPr>
+          <w:color w:val="000000"/>
+        </w:rPr>
+      </w:pPr>
+      <w:r>
+        <w:rPr>
+          <w:color w:val="000000"/>
+        </w:rPr>
         <w:t>9. The last task complete today is difficult. → ______________________________</w:t>
       </w:r>
     </w:p>
     <w:p>
-      <w:r>
+      <w:pPr>
+        <w:keepNext/>
+        <w:spacing w:before="120" w:after="60"/>
+        <w:rPr>
+          <w:color w:val="000000"/>
+        </w:rPr>
+      </w:pPr>
+      <w:r>
+        <w:rPr>
+          <w:color w:val="000000"/>
+        </w:rPr>
         <w:t>10. Lan, live in Hue, is my sister. → ______________________________</w:t>
       </w:r>
     </w:p>
     <w:p>
       <w:pPr>
         <w:pStyle w:val="Heading1"/>
+        <w:spacing w:before="240"/>
       </w:pPr>
       <w:r>
         <w:t>PHẦN 9. ĐỌC HIỂU (10 điểm)</w:t>
       </w:r>
     </w:p>
     <w:p>
-      <w:r>
+      <w:pPr>
+        <w:rPr>
+          <w:color w:val="000000"/>
+        </w:rPr>
+      </w:pPr>
+      <w:r>
+        <w:rPr>
+          <w:color w:val="000000"/>
+        </w:rPr>
         <w:t>Đọc đoạn văn:</w:t>
       </w:r>
     </w:p>
     <w:p>
-      <w:r>
+      <w:pPr>
+        <w:rPr>
+          <w:color w:val="000000"/>
+        </w:rPr>
+      </w:pPr>
+      <w:r>
+        <w:rPr>
+          <w:color w:val="000000"/>
+        </w:rPr>
         <w:t>Passengers waiting for Flight 25 should go to Gate 3. The flight, delayed by heavy rain, will leave at 10:30. Bags left unattended will be removed by security. Travelers needing assistance should speak to the staff standing near the information desk. The first passengers to board will be families traveling with young children. Documents required for boarding must be ready.</w:t>
       </w:r>
     </w:p>
     <w:p>
-      <w:r>
+      <w:pPr>
+        <w:rPr>
+          <w:color w:val="000000"/>
+        </w:rPr>
+      </w:pPr>
+      <w:r>
+        <w:rPr>
+          <w:color w:val="000000"/>
+        </w:rPr>
         <w:t>Trả lời câu hỏi:</w:t>
       </w:r>
     </w:p>
     <w:p>
-      <w:r>
+      <w:pPr>
+        <w:keepNext/>
+        <w:spacing w:before="120" w:after="60"/>
+        <w:rPr>
+          <w:color w:val="000000"/>
+        </w:rPr>
+      </w:pPr>
+      <w:r>
+        <w:rPr>
+          <w:color w:val="000000"/>
+        </w:rPr>
         <w:t>1. Which passengers should go to Gate 3?</w:t>
       </w:r>
     </w:p>
     <w:p>
-      <w:r>
+      <w:pPr>
+        <w:keepNext/>
+        <w:spacing w:before="120" w:after="60"/>
+        <w:rPr>
+          <w:color w:val="000000"/>
+        </w:rPr>
+      </w:pPr>
+      <w:r>
+        <w:rPr>
+          <w:color w:val="000000"/>
+        </w:rPr>
         <w:t>2. Why was the flight delayed?</w:t>
       </w:r>
     </w:p>
     <w:p>
-      <w:r>
+      <w:pPr>
+        <w:keepNext/>
+        <w:spacing w:before="120" w:after="60"/>
+        <w:rPr>
+          <w:color w:val="000000"/>
+        </w:rPr>
+      </w:pPr>
+      <w:r>
+        <w:rPr>
+          <w:color w:val="000000"/>
+        </w:rPr>
         <w:t>3. When will it leave?</w:t>
       </w:r>
     </w:p>
     <w:p>
-      <w:r>
+      <w:pPr>
+        <w:keepNext/>
+        <w:spacing w:before="120" w:after="60"/>
+        <w:rPr>
+          <w:color w:val="000000"/>
+        </w:rPr>
+      </w:pPr>
+      <w:r>
+        <w:rPr>
+          <w:color w:val="000000"/>
+        </w:rPr>
         <w:t>4. What will happen to unattended bags?</w:t>
       </w:r>
     </w:p>
     <w:p>
-      <w:r>
+      <w:pPr>
+        <w:keepNext/>
+        <w:spacing w:before="120" w:after="60"/>
+        <w:rPr>
+          <w:color w:val="000000"/>
+        </w:rPr>
+      </w:pPr>
+      <w:r>
+        <w:rPr>
+          <w:color w:val="000000"/>
+        </w:rPr>
         <w:t>5. Who should speak to the staff?</w:t>
       </w:r>
     </w:p>
     <w:p>
-      <w:r>
+      <w:pPr>
+        <w:keepNext/>
+        <w:spacing w:before="120" w:after="60"/>
+        <w:rPr>
+          <w:color w:val="000000"/>
+        </w:rPr>
+      </w:pPr>
+      <w:r>
+        <w:rPr>
+          <w:color w:val="000000"/>
+        </w:rPr>
         <w:t>6. Where are the staff standing?</w:t>
       </w:r>
     </w:p>
     <w:p>
-      <w:r>
+      <w:pPr>
+        <w:keepNext/>
+        <w:spacing w:before="120" w:after="60"/>
+        <w:rPr>
+          <w:color w:val="000000"/>
+        </w:rPr>
+      </w:pPr>
+      <w:r>
+        <w:rPr>
+          <w:color w:val="000000"/>
+        </w:rPr>
         <w:t>7. Who will board first?</w:t>
       </w:r>
     </w:p>
     <w:p>
-      <w:r>
+      <w:pPr>
+        <w:keepNext/>
+        <w:spacing w:before="120" w:after="60"/>
+        <w:rPr>
+          <w:color w:val="000000"/>
+        </w:rPr>
+      </w:pPr>
+      <w:r>
+        <w:rPr>
+          <w:color w:val="000000"/>
+        </w:rPr>
         <w:t>8. Who are the families traveling with?</w:t>
       </w:r>
     </w:p>
     <w:p>
-      <w:r>
+      <w:pPr>
+        <w:keepNext/>
+        <w:spacing w:before="120" w:after="60"/>
+        <w:rPr>
+          <w:color w:val="000000"/>
+        </w:rPr>
+      </w:pPr>
+      <w:r>
+        <w:rPr>
+          <w:color w:val="000000"/>
+        </w:rPr>
         <w:t>9. What documents must be ready?</w:t>
       </w:r>
     </w:p>
     <w:p>
-      <w:r>
+      <w:pPr>
+        <w:keepNext/>
+        <w:spacing w:before="120" w:after="60"/>
+        <w:rPr>
+          <w:color w:val="000000"/>
+        </w:rPr>
+      </w:pPr>
+      <w:r>
+        <w:rPr>
+          <w:color w:val="000000"/>
+        </w:rPr>
         <w:t>10. Find one V-ing phrase, one V3 phrase and one to-infinitive phrase.</w:t>
       </w:r>
     </w:p>
     <w:p>
       <w:pPr>
         <w:pStyle w:val="Heading1"/>
+        <w:spacing w:before="240"/>
       </w:pPr>
       <w:r>
         <w:t>PHẦN 10. VIẾT CÂU HOÀN CHỈNH (10 điểm)</w:t>
       </w:r>
     </w:p>
     <w:p>
-      <w:r>
+      <w:pPr>
+        <w:keepNext/>
+        <w:spacing w:before="120" w:after="60"/>
+        <w:rPr>
+          <w:color w:val="000000"/>
+        </w:rPr>
+      </w:pPr>
+      <w:r>
+        <w:rPr>
+          <w:color w:val="000000"/>
+        </w:rPr>
         <w:t>1. man / living next door / doctor → ______________________________</w:t>
       </w:r>
     </w:p>
     <w:p>
-      <w:r>
+      <w:pPr>
+        <w:keepNext/>
+        <w:spacing w:before="120" w:after="60"/>
+        <w:rPr>
+          <w:color w:val="000000"/>
+        </w:rPr>
+      </w:pPr>
+      <w:r>
+        <w:rPr>
+          <w:color w:val="000000"/>
+        </w:rPr>
         <w:t>2. books / written by Nam / popular → ______________________________</w:t>
       </w:r>
     </w:p>
     <w:p>
-      <w:r>
+      <w:pPr>
+        <w:keepNext/>
+        <w:spacing w:before="120" w:after="60"/>
+        <w:rPr>
+          <w:color w:val="000000"/>
+        </w:rPr>
+      </w:pPr>
+      <w:r>
+        <w:rPr>
+          <w:color w:val="000000"/>
+        </w:rPr>
         <w:t>3. girl / standing at door / Lan → ______________________________</w:t>
       </w:r>
     </w:p>
     <w:p>
-      <w:r>
+      <w:pPr>
+        <w:keepNext/>
+        <w:spacing w:before="120" w:after="60"/>
+        <w:rPr>
+          <w:color w:val="000000"/>
+        </w:rPr>
+      </w:pPr>
+      <w:r>
+        <w:rPr>
+          <w:color w:val="000000"/>
+        </w:rPr>
         <w:t>4. car / damaged in accident / repaired → ______________________________</w:t>
       </w:r>
     </w:p>
     <w:p>
-      <w:r>
+      <w:pPr>
+        <w:keepNext/>
+        <w:spacing w:before="120" w:after="60"/>
+        <w:rPr>
+          <w:color w:val="000000"/>
+        </w:rPr>
+      </w:pPr>
+      <w:r>
+        <w:rPr>
+          <w:color w:val="000000"/>
+        </w:rPr>
         <w:t>5. Lan / first student / to finish → ______________________________</w:t>
       </w:r>
     </w:p>
     <w:p>
-      <w:r>
+      <w:pPr>
+        <w:keepNext/>
+        <w:spacing w:before="120" w:after="60"/>
+        <w:rPr>
+          <w:color w:val="000000"/>
+        </w:rPr>
+      </w:pPr>
+      <w:r>
+        <w:rPr>
+          <w:color w:val="000000"/>
+        </w:rPr>
         <w:t>6. he / only person / to help us → ______________________________</w:t>
       </w:r>
     </w:p>
     <w:p>
-      <w:r>
+      <w:pPr>
+        <w:keepNext/>
+        <w:spacing w:before="120" w:after="60"/>
+        <w:rPr>
+          <w:color w:val="000000"/>
+        </w:rPr>
+      </w:pPr>
+      <w:r>
+        <w:rPr>
+          <w:color w:val="000000"/>
+        </w:rPr>
         <w:t>7. documents / on desk / confidential → ______________________________</w:t>
       </w:r>
     </w:p>
     <w:p>
-      <w:r>
+      <w:pPr>
+        <w:keepNext/>
+        <w:spacing w:before="120" w:after="60"/>
+        <w:rPr>
+          <w:color w:val="000000"/>
+        </w:rPr>
+      </w:pPr>
+      <w:r>
+        <w:rPr>
+          <w:color w:val="000000"/>
+        </w:rPr>
         <w:t>8. students / interested in course / register → ______________________________</w:t>
       </w:r>
     </w:p>
     <w:p>
-      <w:r>
+      <w:pPr>
+        <w:keepNext/>
+        <w:spacing w:before="120" w:after="60"/>
+        <w:rPr>
+          <w:color w:val="000000"/>
+        </w:rPr>
+      </w:pPr>
+      <w:r>
+        <w:rPr>
+          <w:color w:val="000000"/>
+        </w:rPr>
         <w:t>9. products / made in Vietnam / displayed here → ______________________________</w:t>
       </w:r>
     </w:p>
     <w:p>
-      <w:r>
+      <w:pPr>
+        <w:keepNext/>
+        <w:spacing w:before="120" w:after="60"/>
+        <w:rPr>
+          <w:color w:val="000000"/>
+        </w:rPr>
+      </w:pPr>
+      <w:r>
+        <w:rPr>
+          <w:color w:val="000000"/>
+        </w:rPr>
         <w:t>10. last task / to be completed / difficult → ______________________________</w:t>
       </w:r>
     </w:p>
     <w:p>
       <w:pPr>
         <w:spacing w:after="160"/>
-      </w:pPr>
-      <w:r>
+        <w:rPr>
+          <w:color w:val="000000"/>
+        </w:rPr>
+      </w:pPr>
+      <w:r>
+        <w:rPr>
+          <w:color w:val="000000"/>
+        </w:rPr>
         <w:br w:type="page"/>
       </w:r>
     </w:p>
     <w:p>
       <w:pPr>
         <w:pStyle w:val="Title"/>
+        <w:keepNext/>
+        <w:pageBreakBefore/>
+        <w:spacing w:after="240"/>
         <w:jc w:val="center"/>
         <w:rPr>
           <w:rFonts w:ascii="Arial" w:hAnsi="Arial" w:cs="Arial"/>
           <w:b/>
+          <w:color w:val="000000"/>
           <w:sz w:val="32"/>
         </w:rPr>
       </w:pPr>
@@ -667,6 +1732,7 @@
         <w:rPr>
           <w:rFonts w:ascii="Arial" w:hAnsi="Arial" w:cs="Arial"/>
           <w:b/>
+          <w:color w:val="000000"/>
           <w:sz w:val="32"/>
         </w:rPr>
         <w:t>ĐÁP ÁN</w:t>
@@ -675,18 +1741,22 @@
     <w:p>
       <w:pPr>
         <w:pStyle w:val="Title"/>
+        <w:keepNext/>
+        <w:spacing w:after="240"/>
         <w:jc w:val="center"/>
         <w:rPr>
           <w:rFonts w:ascii="Arial" w:hAnsi="Arial" w:cs="Arial"/>
           <w:b/>
-          <w:sz w:val="36"/>
+          <w:color w:val="000000"/>
+          <w:sz w:val="30"/>
         </w:rPr>
       </w:pPr>
       <w:r>
         <w:rPr>
           <w:rFonts w:ascii="Arial" w:hAnsi="Arial" w:cs="Arial"/>
           <w:b/>
-          <w:sz w:val="36"/>
+          <w:color w:val="000000"/>
+          <w:sz w:val="30"/>
         </w:rPr>
         <w:t>BÀI TẬP NGÀY 53 – RÚT GỌN MỆNH ĐỀ QUAN HỆ</w:t>
       </w:r>
@@ -694,584 +1764,1500 @@
     <w:p>
       <w:pPr>
         <w:pStyle w:val="Heading1"/>
+        <w:spacing w:before="0"/>
       </w:pPr>
       <w:r>
         <w:t>PHẦN 1</w:t>
       </w:r>
     </w:p>
     <w:p>
-      <w:r>
+      <w:pPr>
+        <w:spacing w:after="160"/>
+        <w:rPr>
+          <w:color w:val="000000"/>
+        </w:rPr>
+      </w:pPr>
+      <w:r>
+        <w:rPr>
+          <w:color w:val="000000"/>
+        </w:rPr>
         <w:t>1. A</w:t>
       </w:r>
     </w:p>
     <w:p>
-      <w:r>
+      <w:pPr>
+        <w:spacing w:after="160"/>
+        <w:rPr>
+          <w:color w:val="000000"/>
+        </w:rPr>
+      </w:pPr>
+      <w:r>
+        <w:rPr>
+          <w:color w:val="000000"/>
+        </w:rPr>
         <w:t>2. B</w:t>
       </w:r>
     </w:p>
     <w:p>
-      <w:r>
+      <w:pPr>
+        <w:spacing w:after="160"/>
+        <w:rPr>
+          <w:color w:val="000000"/>
+        </w:rPr>
+      </w:pPr>
+      <w:r>
+        <w:rPr>
+          <w:color w:val="000000"/>
+        </w:rPr>
         <w:t>3. A</w:t>
       </w:r>
     </w:p>
     <w:p>
-      <w:r>
+      <w:pPr>
+        <w:spacing w:after="160"/>
+        <w:rPr>
+          <w:color w:val="000000"/>
+        </w:rPr>
+      </w:pPr>
+      <w:r>
+        <w:rPr>
+          <w:color w:val="000000"/>
+        </w:rPr>
         <w:t>4. B</w:t>
       </w:r>
     </w:p>
     <w:p>
-      <w:r>
+      <w:pPr>
+        <w:spacing w:after="160"/>
+        <w:rPr>
+          <w:color w:val="000000"/>
+        </w:rPr>
+      </w:pPr>
+      <w:r>
+        <w:rPr>
+          <w:color w:val="000000"/>
+        </w:rPr>
         <w:t>5. C</w:t>
       </w:r>
     </w:p>
     <w:p>
-      <w:r>
+      <w:pPr>
+        <w:spacing w:after="160"/>
+        <w:rPr>
+          <w:color w:val="000000"/>
+        </w:rPr>
+      </w:pPr>
+      <w:r>
+        <w:rPr>
+          <w:color w:val="000000"/>
+        </w:rPr>
         <w:t>6. A</w:t>
       </w:r>
     </w:p>
     <w:p>
-      <w:r>
+      <w:pPr>
+        <w:spacing w:after="160"/>
+        <w:rPr>
+          <w:color w:val="000000"/>
+        </w:rPr>
+      </w:pPr>
+      <w:r>
+        <w:rPr>
+          <w:color w:val="000000"/>
+        </w:rPr>
         <w:t>7. B</w:t>
       </w:r>
     </w:p>
     <w:p>
-      <w:r>
+      <w:pPr>
+        <w:spacing w:after="160"/>
+        <w:rPr>
+          <w:color w:val="000000"/>
+        </w:rPr>
+      </w:pPr>
+      <w:r>
+        <w:rPr>
+          <w:color w:val="000000"/>
+        </w:rPr>
         <w:t>8. A</w:t>
       </w:r>
     </w:p>
     <w:p>
-      <w:r>
+      <w:pPr>
+        <w:spacing w:after="160"/>
+        <w:rPr>
+          <w:color w:val="000000"/>
+        </w:rPr>
+      </w:pPr>
+      <w:r>
+        <w:rPr>
+          <w:color w:val="000000"/>
+        </w:rPr>
         <w:t>9. B</w:t>
       </w:r>
     </w:p>
     <w:p>
-      <w:r>
+      <w:pPr>
+        <w:spacing w:after="160"/>
+        <w:rPr>
+          <w:color w:val="000000"/>
+        </w:rPr>
+      </w:pPr>
+      <w:r>
+        <w:rPr>
+          <w:color w:val="000000"/>
+        </w:rPr>
         <w:t>10. A</w:t>
       </w:r>
     </w:p>
     <w:p>
       <w:pPr>
         <w:pStyle w:val="Heading1"/>
+        <w:spacing w:before="240"/>
       </w:pPr>
       <w:r>
         <w:t>PHẦN 2</w:t>
       </w:r>
     </w:p>
     <w:p>
-      <w:r>
+      <w:pPr>
+        <w:spacing w:after="160"/>
+        <w:rPr>
+          <w:color w:val="000000"/>
+        </w:rPr>
+      </w:pPr>
+      <w:r>
+        <w:rPr>
+          <w:color w:val="000000"/>
+        </w:rPr>
         <w:t>1. working</w:t>
       </w:r>
     </w:p>
     <w:p>
-      <w:r>
+      <w:pPr>
+        <w:spacing w:after="160"/>
+        <w:rPr>
+          <w:color w:val="000000"/>
+        </w:rPr>
+      </w:pPr>
+      <w:r>
+        <w:rPr>
+          <w:color w:val="000000"/>
+        </w:rPr>
         <w:t>2. made</w:t>
       </w:r>
     </w:p>
     <w:p>
-      <w:r>
+      <w:pPr>
+        <w:spacing w:after="160"/>
+        <w:rPr>
+          <w:color w:val="000000"/>
+        </w:rPr>
+      </w:pPr>
+      <w:r>
+        <w:rPr>
+          <w:color w:val="000000"/>
+        </w:rPr>
         <w:t>3. waiting</w:t>
       </w:r>
     </w:p>
     <w:p>
-      <w:r>
+      <w:pPr>
+        <w:spacing w:after="160"/>
+        <w:rPr>
+          <w:color w:val="000000"/>
+        </w:rPr>
+      </w:pPr>
+      <w:r>
+        <w:rPr>
+          <w:color w:val="000000"/>
+        </w:rPr>
         <w:t>4. sent</w:t>
       </w:r>
     </w:p>
     <w:p>
-      <w:r>
+      <w:pPr>
+        <w:spacing w:after="160"/>
+        <w:rPr>
+          <w:color w:val="000000"/>
+        </w:rPr>
+      </w:pPr>
+      <w:r>
+        <w:rPr>
+          <w:color w:val="000000"/>
+        </w:rPr>
         <w:t>5. barking</w:t>
       </w:r>
     </w:p>
     <w:p>
-      <w:r>
+      <w:pPr>
+        <w:spacing w:after="160"/>
+        <w:rPr>
+          <w:color w:val="000000"/>
+        </w:rPr>
+      </w:pPr>
+      <w:r>
+        <w:rPr>
+          <w:color w:val="000000"/>
+        </w:rPr>
         <w:t>6. damaged</w:t>
       </w:r>
     </w:p>
     <w:p>
-      <w:r>
+      <w:pPr>
+        <w:spacing w:after="160"/>
+        <w:rPr>
+          <w:color w:val="000000"/>
+        </w:rPr>
+      </w:pPr>
+      <w:r>
+        <w:rPr>
+          <w:color w:val="000000"/>
+        </w:rPr>
         <w:t>7. living</w:t>
       </w:r>
     </w:p>
     <w:p>
-      <w:r>
+      <w:pPr>
+        <w:spacing w:after="160"/>
+        <w:rPr>
+          <w:color w:val="000000"/>
+        </w:rPr>
+      </w:pPr>
+      <w:r>
+        <w:rPr>
+          <w:color w:val="000000"/>
+        </w:rPr>
         <w:t>8. taken</w:t>
       </w:r>
     </w:p>
     <w:p>
-      <w:r>
+      <w:pPr>
+        <w:spacing w:after="160"/>
+        <w:rPr>
+          <w:color w:val="000000"/>
+        </w:rPr>
+      </w:pPr>
+      <w:r>
+        <w:rPr>
+          <w:color w:val="000000"/>
+        </w:rPr>
         <w:t>9. carrying</w:t>
       </w:r>
     </w:p>
     <w:p>
-      <w:r>
+      <w:pPr>
+        <w:spacing w:after="160"/>
+        <w:rPr>
+          <w:color w:val="000000"/>
+        </w:rPr>
+      </w:pPr>
+      <w:r>
+        <w:rPr>
+          <w:color w:val="000000"/>
+        </w:rPr>
         <w:t>10. prepared</w:t>
       </w:r>
     </w:p>
     <w:p>
       <w:pPr>
         <w:pStyle w:val="Heading1"/>
+        <w:spacing w:before="240"/>
       </w:pPr>
       <w:r>
         <w:t>PHẦN 3</w:t>
       </w:r>
     </w:p>
     <w:p>
-      <w:r>
+      <w:pPr>
+        <w:spacing w:after="160"/>
+        <w:rPr>
+          <w:color w:val="000000"/>
+        </w:rPr>
+      </w:pPr>
+      <w:r>
+        <w:rPr>
+          <w:color w:val="000000"/>
+        </w:rPr>
         <w:t>1. The man living next door is a doctor.</w:t>
       </w:r>
     </w:p>
     <w:p>
-      <w:r>
+      <w:pPr>
+        <w:spacing w:after="160"/>
+        <w:rPr>
+          <w:color w:val="000000"/>
+        </w:rPr>
+      </w:pPr>
+      <w:r>
+        <w:rPr>
+          <w:color w:val="000000"/>
+        </w:rPr>
         <w:t>2. The girl singing is Lan.</w:t>
       </w:r>
     </w:p>
     <w:p>
-      <w:r>
+      <w:pPr>
+        <w:spacing w:after="160"/>
+        <w:rPr>
+          <w:color w:val="000000"/>
+        </w:rPr>
+      </w:pPr>
+      <w:r>
+        <w:rPr>
+          <w:color w:val="000000"/>
+        </w:rPr>
         <w:t>3. Students studying hard often succeed.</w:t>
       </w:r>
     </w:p>
     <w:p>
-      <w:r>
+      <w:pPr>
+        <w:spacing w:after="160"/>
+        <w:rPr>
+          <w:color w:val="000000"/>
+        </w:rPr>
+      </w:pPr>
+      <w:r>
+        <w:rPr>
+          <w:color w:val="000000"/>
+        </w:rPr>
         <w:t>4. People working here wear uniforms.</w:t>
       </w:r>
     </w:p>
     <w:p>
-      <w:r>
+      <w:pPr>
+        <w:spacing w:after="160"/>
+        <w:rPr>
+          <w:color w:val="000000"/>
+        </w:rPr>
+      </w:pPr>
+      <w:r>
+        <w:rPr>
+          <w:color w:val="000000"/>
+        </w:rPr>
         <w:t>5. The dog running in the park is mine.</w:t>
       </w:r>
     </w:p>
     <w:p>
-      <w:r>
+      <w:pPr>
+        <w:spacing w:after="160"/>
+        <w:rPr>
+          <w:color w:val="000000"/>
+        </w:rPr>
+      </w:pPr>
+      <w:r>
+        <w:rPr>
+          <w:color w:val="000000"/>
+        </w:rPr>
         <w:t>6. The woman carrying the red bag is my teacher.</w:t>
       </w:r>
     </w:p>
     <w:p>
-      <w:r>
+      <w:pPr>
+        <w:spacing w:after="160"/>
+        <w:rPr>
+          <w:color w:val="000000"/>
+        </w:rPr>
+      </w:pPr>
+      <w:r>
+        <w:rPr>
+          <w:color w:val="000000"/>
+        </w:rPr>
         <w:t>7. Cars traveling too fast are dangerous.</w:t>
       </w:r>
     </w:p>
     <w:p>
-      <w:r>
+      <w:pPr>
+        <w:spacing w:after="160"/>
+        <w:rPr>
+          <w:color w:val="000000"/>
+        </w:rPr>
+      </w:pPr>
+      <w:r>
+        <w:rPr>
+          <w:color w:val="000000"/>
+        </w:rPr>
         <w:t>8. The boy sitting near the window is Nam.</w:t>
       </w:r>
     </w:p>
     <w:p>
-      <w:r>
+      <w:pPr>
+        <w:spacing w:after="160"/>
+        <w:rPr>
+          <w:color w:val="000000"/>
+        </w:rPr>
+      </w:pPr>
+      <w:r>
+        <w:rPr>
+          <w:color w:val="000000"/>
+        </w:rPr>
         <w:t>9. Workers repairing the road start early.</w:t>
       </w:r>
     </w:p>
     <w:p>
-      <w:r>
+      <w:pPr>
+        <w:spacing w:after="160"/>
+        <w:rPr>
+          <w:color w:val="000000"/>
+        </w:rPr>
+      </w:pPr>
+      <w:r>
+        <w:rPr>
+          <w:color w:val="000000"/>
+        </w:rPr>
         <w:t>10. Anyone wanting to join should call me.</w:t>
       </w:r>
     </w:p>
     <w:p>
       <w:pPr>
         <w:pStyle w:val="Heading1"/>
+        <w:spacing w:before="240"/>
       </w:pPr>
       <w:r>
         <w:t>PHẦN 4</w:t>
       </w:r>
     </w:p>
     <w:p>
-      <w:r>
+      <w:pPr>
+        <w:spacing w:after="160"/>
+        <w:rPr>
+          <w:color w:val="000000"/>
+        </w:rPr>
+      </w:pPr>
+      <w:r>
+        <w:rPr>
+          <w:color w:val="000000"/>
+        </w:rPr>
         <w:t>1. The books written by Nam are popular.</w:t>
       </w:r>
     </w:p>
     <w:p>
-      <w:r>
+      <w:pPr>
+        <w:spacing w:after="160"/>
+        <w:rPr>
+          <w:color w:val="000000"/>
+        </w:rPr>
+      </w:pPr>
+      <w:r>
+        <w:rPr>
+          <w:color w:val="000000"/>
+        </w:rPr>
         <w:t>2. The car damaged has been repaired.</w:t>
       </w:r>
     </w:p>
     <w:p>
-      <w:r>
+      <w:pPr>
+        <w:spacing w:after="160"/>
+        <w:rPr>
+          <w:color w:val="000000"/>
+        </w:rPr>
+      </w:pPr>
+      <w:r>
+        <w:rPr>
+          <w:color w:val="000000"/>
+        </w:rPr>
         <w:t>3. The people invited arrived early.</w:t>
       </w:r>
     </w:p>
     <w:p>
-      <w:r>
+      <w:pPr>
+        <w:spacing w:after="160"/>
+        <w:rPr>
+          <w:color w:val="000000"/>
+        </w:rPr>
+      </w:pPr>
+      <w:r>
+        <w:rPr>
+          <w:color w:val="000000"/>
+        </w:rPr>
         <w:t>4. The meal prepared by Lan was delicious.</w:t>
       </w:r>
     </w:p>
     <w:p>
-      <w:r>
+      <w:pPr>
+        <w:spacing w:after="160"/>
+        <w:rPr>
+          <w:color w:val="000000"/>
+        </w:rPr>
+      </w:pPr>
+      <w:r>
+        <w:rPr>
+          <w:color w:val="000000"/>
+        </w:rPr>
         <w:t>5. The bridge built in 2010 is strong.</w:t>
       </w:r>
     </w:p>
     <w:p>
-      <w:r>
+      <w:pPr>
+        <w:spacing w:after="160"/>
+        <w:rPr>
+          <w:color w:val="000000"/>
+        </w:rPr>
+      </w:pPr>
+      <w:r>
+        <w:rPr>
+          <w:color w:val="000000"/>
+        </w:rPr>
         <w:t>6. The photos taken in Hue are beautiful.</w:t>
       </w:r>
     </w:p>
     <w:p>
-      <w:r>
+      <w:pPr>
+        <w:spacing w:after="160"/>
+        <w:rPr>
+          <w:color w:val="000000"/>
+        </w:rPr>
+      </w:pPr>
+      <w:r>
+        <w:rPr>
+          <w:color w:val="000000"/>
+        </w:rPr>
         <w:t>7. The road closed yesterday is open now.</w:t>
       </w:r>
     </w:p>
     <w:p>
-      <w:r>
+      <w:pPr>
+        <w:spacing w:after="160"/>
+        <w:rPr>
+          <w:color w:val="000000"/>
+        </w:rPr>
+      </w:pPr>
+      <w:r>
+        <w:rPr>
+          <w:color w:val="000000"/>
+        </w:rPr>
         <w:t>8. The products made here are exported.</w:t>
       </w:r>
     </w:p>
     <w:p>
-      <w:r>
+      <w:pPr>
+        <w:spacing w:after="160"/>
+        <w:rPr>
+          <w:color w:val="000000"/>
+        </w:rPr>
+      </w:pPr>
+      <w:r>
+        <w:rPr>
+          <w:color w:val="000000"/>
+        </w:rPr>
         <w:t>9. The lesson explained by the teacher was easy.</w:t>
       </w:r>
     </w:p>
     <w:p>
-      <w:r>
+      <w:pPr>
+        <w:spacing w:after="160"/>
+        <w:rPr>
+          <w:color w:val="000000"/>
+        </w:rPr>
+      </w:pPr>
+      <w:r>
+        <w:rPr>
+          <w:color w:val="000000"/>
+        </w:rPr>
         <w:t>10. The money stolen has been found.</w:t>
       </w:r>
     </w:p>
     <w:p>
       <w:pPr>
         <w:pStyle w:val="Heading1"/>
+        <w:spacing w:before="240"/>
       </w:pPr>
       <w:r>
         <w:t>PHẦN 5</w:t>
       </w:r>
     </w:p>
     <w:p>
-      <w:r>
+      <w:pPr>
+        <w:spacing w:after="160"/>
+        <w:rPr>
+          <w:color w:val="000000"/>
+        </w:rPr>
+      </w:pPr>
+      <w:r>
+        <w:rPr>
+          <w:color w:val="000000"/>
+        </w:rPr>
         <w:t>1. Lan was the first student to finish.</w:t>
       </w:r>
     </w:p>
     <w:p>
-      <w:r>
+      <w:pPr>
+        <w:spacing w:after="160"/>
+        <w:rPr>
+          <w:color w:val="000000"/>
+        </w:rPr>
+      </w:pPr>
+      <w:r>
+        <w:rPr>
+          <w:color w:val="000000"/>
+        </w:rPr>
         <w:t>2. Nam was the last person to arrive.</w:t>
       </w:r>
     </w:p>
     <w:p>
-      <w:r>
+      <w:pPr>
+        <w:spacing w:after="160"/>
+        <w:rPr>
+          <w:color w:val="000000"/>
+        </w:rPr>
+      </w:pPr>
+      <w:r>
+        <w:rPr>
+          <w:color w:val="000000"/>
+        </w:rPr>
         <w:t>3. He is the only person to help us.</w:t>
       </w:r>
     </w:p>
     <w:p>
-      <w:r>
+      <w:pPr>
+        <w:spacing w:after="160"/>
+        <w:rPr>
+          <w:color w:val="000000"/>
+        </w:rPr>
+      </w:pPr>
+      <w:r>
+        <w:rPr>
+          <w:color w:val="000000"/>
+        </w:rPr>
         <w:t>4. This is the best book to read.</w:t>
       </w:r>
     </w:p>
     <w:p>
-      <w:r>
+      <w:pPr>
+        <w:spacing w:after="160"/>
+        <w:rPr>
+          <w:color w:val="000000"/>
+        </w:rPr>
+      </w:pPr>
+      <w:r>
+        <w:rPr>
+          <w:color w:val="000000"/>
+        </w:rPr>
         <w:t>5. Mai was the second runner to cross the line.</w:t>
       </w:r>
     </w:p>
     <w:p>
-      <w:r>
+      <w:pPr>
+        <w:spacing w:after="160"/>
+        <w:rPr>
+          <w:color w:val="000000"/>
+        </w:rPr>
+      </w:pPr>
+      <w:r>
+        <w:rPr>
+          <w:color w:val="000000"/>
+        </w:rPr>
         <w:t>6. This is the next issue to discuss.</w:t>
       </w:r>
     </w:p>
     <w:p>
-      <w:r>
+      <w:pPr>
+        <w:spacing w:after="160"/>
+        <w:rPr>
+          <w:color w:val="000000"/>
+        </w:rPr>
+      </w:pPr>
+      <w:r>
+        <w:rPr>
+          <w:color w:val="000000"/>
+        </w:rPr>
         <w:t>7. That was the only seat to be used.</w:t>
       </w:r>
     </w:p>
     <w:p>
-      <w:r>
+      <w:pPr>
+        <w:spacing w:after="160"/>
+        <w:rPr>
+          <w:color w:val="000000"/>
+        </w:rPr>
+      </w:pPr>
+      <w:r>
+        <w:rPr>
+          <w:color w:val="000000"/>
+        </w:rPr>
         <w:t>8. This is the last task to be completed.</w:t>
       </w:r>
     </w:p>
     <w:p>
-      <w:r>
+      <w:pPr>
+        <w:spacing w:after="160"/>
+        <w:rPr>
+          <w:color w:val="000000"/>
+        </w:rPr>
+      </w:pPr>
+      <w:r>
+        <w:rPr>
+          <w:color w:val="000000"/>
+        </w:rPr>
         <w:t>9. She is the youngest person to win the award.</w:t>
       </w:r>
     </w:p>
     <w:p>
-      <w:r>
+      <w:pPr>
+        <w:spacing w:after="160"/>
+        <w:rPr>
+          <w:color w:val="000000"/>
+        </w:rPr>
+      </w:pPr>
+      <w:r>
+        <w:rPr>
+          <w:color w:val="000000"/>
+        </w:rPr>
         <w:t>10. The next train to arrive goes to Hue.</w:t>
       </w:r>
     </w:p>
     <w:p>
       <w:pPr>
         <w:pStyle w:val="Heading1"/>
+        <w:spacing w:before="240"/>
       </w:pPr>
       <w:r>
         <w:t>PHẦN 6</w:t>
       </w:r>
     </w:p>
     <w:p>
-      <w:r>
+      <w:pPr>
+        <w:spacing w:after="160"/>
+        <w:rPr>
+          <w:color w:val="000000"/>
+        </w:rPr>
+      </w:pPr>
+      <w:r>
+        <w:rPr>
+          <w:color w:val="000000"/>
+        </w:rPr>
         <w:t>1. The people interested in the course should register.</w:t>
       </w:r>
     </w:p>
     <w:p>
-      <w:r>
+      <w:pPr>
+        <w:spacing w:after="160"/>
+        <w:rPr>
+          <w:color w:val="000000"/>
+        </w:rPr>
+      </w:pPr>
+      <w:r>
+        <w:rPr>
+          <w:color w:val="000000"/>
+        </w:rPr>
         <w:t>2. The books on the shelf are new.</w:t>
       </w:r>
     </w:p>
     <w:p>
-      <w:r>
+      <w:pPr>
+        <w:spacing w:after="160"/>
+        <w:rPr>
+          <w:color w:val="000000"/>
+        </w:rPr>
+      </w:pPr>
+      <w:r>
+        <w:rPr>
+          <w:color w:val="000000"/>
+        </w:rPr>
         <w:t>3. Students absent today must contact me.</w:t>
       </w:r>
     </w:p>
     <w:p>
-      <w:r>
+      <w:pPr>
+        <w:spacing w:after="160"/>
+        <w:rPr>
+          <w:color w:val="000000"/>
+        </w:rPr>
+      </w:pPr>
+      <w:r>
+        <w:rPr>
+          <w:color w:val="000000"/>
+        </w:rPr>
         <w:t>4. The man responsible for the project is here.</w:t>
       </w:r>
     </w:p>
     <w:p>
-      <w:r>
+      <w:pPr>
+        <w:spacing w:after="160"/>
+        <w:rPr>
+          <w:color w:val="000000"/>
+        </w:rPr>
+      </w:pPr>
+      <w:r>
+        <w:rPr>
+          <w:color w:val="000000"/>
+        </w:rPr>
         <w:t>5. The house near the river is for sale.</w:t>
       </w:r>
     </w:p>
     <w:p>
-      <w:r>
+      <w:pPr>
+        <w:spacing w:after="160"/>
+        <w:rPr>
+          <w:color w:val="000000"/>
+        </w:rPr>
+      </w:pPr>
+      <w:r>
+        <w:rPr>
+          <w:color w:val="000000"/>
+        </w:rPr>
         <w:t>6. Anyone ready may begin.</w:t>
       </w:r>
     </w:p>
     <w:p>
-      <w:r>
+      <w:pPr>
+        <w:spacing w:after="160"/>
+        <w:rPr>
+          <w:color w:val="000000"/>
+        </w:rPr>
+      </w:pPr>
+      <w:r>
+        <w:rPr>
+          <w:color w:val="000000"/>
+        </w:rPr>
         <w:t>7. The documents in this folder are private.</w:t>
       </w:r>
     </w:p>
     <w:p>
-      <w:r>
+      <w:pPr>
+        <w:spacing w:after="160"/>
+        <w:rPr>
+          <w:color w:val="000000"/>
+        </w:rPr>
+      </w:pPr>
+      <w:r>
+        <w:rPr>
+          <w:color w:val="000000"/>
+        </w:rPr>
         <w:t>8. The children afraid of dogs stayed inside.</w:t>
       </w:r>
     </w:p>
     <w:p>
-      <w:r>
+      <w:pPr>
+        <w:spacing w:after="160"/>
+        <w:rPr>
+          <w:color w:val="000000"/>
+        </w:rPr>
+      </w:pPr>
+      <w:r>
+        <w:rPr>
+          <w:color w:val="000000"/>
+        </w:rPr>
         <w:t>9. The room opposite the lift is ours.</w:t>
       </w:r>
     </w:p>
     <w:p>
-      <w:r>
+      <w:pPr>
+        <w:spacing w:after="160"/>
+        <w:rPr>
+          <w:color w:val="000000"/>
+        </w:rPr>
+      </w:pPr>
+      <w:r>
+        <w:rPr>
+          <w:color w:val="000000"/>
+        </w:rPr>
         <w:t>10. Workers available tomorrow should sign up.</w:t>
       </w:r>
     </w:p>
     <w:p>
       <w:pPr>
         <w:pStyle w:val="Heading1"/>
+        <w:spacing w:before="240"/>
       </w:pPr>
       <w:r>
         <w:t>PHẦN 7</w:t>
       </w:r>
     </w:p>
     <w:p>
-      <w:r>
+      <w:pPr>
+        <w:spacing w:after="160"/>
+        <w:rPr>
+          <w:color w:val="000000"/>
+        </w:rPr>
+      </w:pPr>
+      <w:r>
+        <w:rPr>
+          <w:color w:val="000000"/>
+        </w:rPr>
         <w:t>1. Có: The man calling me is Tom.</w:t>
       </w:r>
     </w:p>
     <w:p>
-      <w:r>
+      <w:pPr>
+        <w:spacing w:after="160"/>
+        <w:rPr>
+          <w:color w:val="000000"/>
+        </w:rPr>
+      </w:pPr>
+      <w:r>
+        <w:rPr>
+          <w:color w:val="000000"/>
+        </w:rPr>
         <w:t>2. Không.</w:t>
       </w:r>
     </w:p>
     <w:p>
-      <w:r>
+      <w:pPr>
+        <w:spacing w:after="160"/>
+        <w:rPr>
+          <w:color w:val="000000"/>
+        </w:rPr>
+      </w:pPr>
+      <w:r>
+        <w:rPr>
+          <w:color w:val="000000"/>
+        </w:rPr>
         <w:t>3. Có: The book on the desk is mine.</w:t>
       </w:r>
     </w:p>
     <w:p>
-      <w:r>
+      <w:pPr>
+        <w:spacing w:after="160"/>
+        <w:rPr>
+          <w:color w:val="000000"/>
+        </w:rPr>
+      </w:pPr>
+      <w:r>
+        <w:rPr>
+          <w:color w:val="000000"/>
+        </w:rPr>
         <w:t>4. Không.</w:t>
       </w:r>
     </w:p>
     <w:p>
-      <w:r>
+      <w:pPr>
+        <w:spacing w:after="160"/>
+        <w:rPr>
+          <w:color w:val="000000"/>
+        </w:rPr>
+      </w:pPr>
+      <w:r>
+        <w:rPr>
+          <w:color w:val="000000"/>
+        </w:rPr>
         <w:t>5. Có: The girl winning the prize is Lan.</w:t>
       </w:r>
     </w:p>
     <w:p>
-      <w:r>
+      <w:pPr>
+        <w:spacing w:after="160"/>
+        <w:rPr>
+          <w:color w:val="000000"/>
+        </w:rPr>
+      </w:pPr>
+      <w:r>
+        <w:rPr>
+          <w:color w:val="000000"/>
+        </w:rPr>
         <w:t>6. Không.</w:t>
       </w:r>
     </w:p>
     <w:p>
-      <w:r>
+      <w:pPr>
+        <w:spacing w:after="160"/>
+        <w:rPr>
+          <w:color w:val="000000"/>
+        </w:rPr>
+      </w:pPr>
+      <w:r>
+        <w:rPr>
+          <w:color w:val="000000"/>
+        </w:rPr>
         <w:t>7. Có: The car repaired works well.</w:t>
       </w:r>
     </w:p>
     <w:p>
-      <w:r>
+      <w:pPr>
+        <w:spacing w:after="160"/>
+        <w:rPr>
+          <w:color w:val="000000"/>
+        </w:rPr>
+      </w:pPr>
+      <w:r>
+        <w:rPr>
+          <w:color w:val="000000"/>
+        </w:rPr>
         <w:t>8. Không.</w:t>
       </w:r>
     </w:p>
     <w:p>
-      <w:r>
+      <w:pPr>
+        <w:spacing w:after="160"/>
+        <w:rPr>
+          <w:color w:val="000000"/>
+        </w:rPr>
+      </w:pPr>
+      <w:r>
+        <w:rPr>
+          <w:color w:val="000000"/>
+        </w:rPr>
         <w:t>9. Có: Students needing help should ask.</w:t>
       </w:r>
     </w:p>
     <w:p>
-      <w:r>
+      <w:pPr>
+        <w:spacing w:after="160"/>
+        <w:rPr>
+          <w:color w:val="000000"/>
+        </w:rPr>
+      </w:pPr>
+      <w:r>
+        <w:rPr>
+          <w:color w:val="000000"/>
+        </w:rPr>
         <w:t>10. Không.</w:t>
       </w:r>
     </w:p>
     <w:p>
       <w:pPr>
         <w:pStyle w:val="Heading1"/>
+        <w:spacing w:before="240"/>
       </w:pPr>
       <w:r>
         <w:t>PHẦN 8</w:t>
       </w:r>
     </w:p>
     <w:p>
-      <w:r>
+      <w:pPr>
+        <w:spacing w:after="160"/>
+        <w:rPr>
+          <w:color w:val="000000"/>
+        </w:rPr>
+      </w:pPr>
+      <w:r>
+        <w:rPr>
+          <w:color w:val="000000"/>
+        </w:rPr>
         <w:t>1. The man living next door is kind.</w:t>
       </w:r>
     </w:p>
     <w:p>
-      <w:r>
+      <w:pPr>
+        <w:spacing w:after="160"/>
+        <w:rPr>
+          <w:color w:val="000000"/>
+        </w:rPr>
+      </w:pPr>
+      <w:r>
+        <w:rPr>
+          <w:color w:val="000000"/>
+        </w:rPr>
         <w:t>2. The book written by Nam is popular.</w:t>
       </w:r>
     </w:p>
     <w:p>
-      <w:r>
+      <w:pPr>
+        <w:spacing w:after="160"/>
+        <w:rPr>
+          <w:color w:val="000000"/>
+        </w:rPr>
+      </w:pPr>
+      <w:r>
+        <w:rPr>
+          <w:color w:val="000000"/>
+        </w:rPr>
         <w:t>3. The girl singing is Lan.</w:t>
       </w:r>
     </w:p>
     <w:p>
-      <w:r>
+      <w:pPr>
+        <w:spacing w:after="160"/>
+        <w:rPr>
+          <w:color w:val="000000"/>
+        </w:rPr>
+      </w:pPr>
+      <w:r>
+        <w:rPr>
+          <w:color w:val="000000"/>
+        </w:rPr>
         <w:t>4. The car damaged in the accident is here.</w:t>
       </w:r>
     </w:p>
     <w:p>
-      <w:r>
+      <w:pPr>
+        <w:spacing w:after="160"/>
+        <w:rPr>
+          <w:color w:val="000000"/>
+        </w:rPr>
+      </w:pPr>
+      <w:r>
+        <w:rPr>
+          <w:color w:val="000000"/>
+        </w:rPr>
         <w:t>5. The first student to finish won a prize.</w:t>
       </w:r>
     </w:p>
     <w:p>
-      <w:r>
+      <w:pPr>
+        <w:spacing w:after="160"/>
+        <w:rPr>
+          <w:color w:val="000000"/>
+        </w:rPr>
+      </w:pPr>
+      <w:r>
+        <w:rPr>
+          <w:color w:val="000000"/>
+        </w:rPr>
         <w:t>6. Giữ nguyên: The book which I bought.</w:t>
       </w:r>
     </w:p>
     <w:p>
-      <w:r>
+      <w:pPr>
+        <w:spacing w:after="160"/>
+        <w:rPr>
+          <w:color w:val="000000"/>
+        </w:rPr>
+      </w:pPr>
+      <w:r>
+        <w:rPr>
+          <w:color w:val="000000"/>
+        </w:rPr>
         <w:t>7. The products made in Vietnam are sold here.</w:t>
       </w:r>
     </w:p>
     <w:p>
-      <w:r>
+      <w:pPr>
+        <w:spacing w:after="160"/>
+        <w:rPr>
+          <w:color w:val="000000"/>
+        </w:rPr>
+      </w:pPr>
+      <w:r>
+        <w:rPr>
+          <w:color w:val="000000"/>
+        </w:rPr>
         <w:t>8. The people invited arrived early.</w:t>
       </w:r>
     </w:p>
     <w:p>
-      <w:r>
+      <w:pPr>
+        <w:spacing w:after="160"/>
+        <w:rPr>
+          <w:color w:val="000000"/>
+        </w:rPr>
+      </w:pPr>
+      <w:r>
+        <w:rPr>
+          <w:color w:val="000000"/>
+        </w:rPr>
         <w:t>9. The last task to be completed today is difficult.</w:t>
       </w:r>
     </w:p>
     <w:p>
-      <w:r>
+      <w:pPr>
+        <w:spacing w:after="160"/>
+        <w:rPr>
+          <w:color w:val="000000"/>
+        </w:rPr>
+      </w:pPr>
+      <w:r>
+        <w:rPr>
+          <w:color w:val="000000"/>
+        </w:rPr>
         <w:t>10. Lan, living in Hue, is my sister.</w:t>
       </w:r>
     </w:p>
     <w:p>
       <w:pPr>
         <w:pStyle w:val="Heading1"/>
+        <w:spacing w:before="240"/>
       </w:pPr>
       <w:r>
         <w:t>PHẦN 9</w:t>
       </w:r>
     </w:p>
     <w:p>
-      <w:r>
+      <w:pPr>
+        <w:spacing w:after="160"/>
+        <w:rPr>
+          <w:color w:val="000000"/>
+        </w:rPr>
+      </w:pPr>
+      <w:r>
+        <w:rPr>
+          <w:color w:val="000000"/>
+        </w:rPr>
         <w:t>1. Passengers waiting for Flight 25.</w:t>
       </w:r>
     </w:p>
     <w:p>
-      <w:r>
+      <w:pPr>
+        <w:spacing w:after="160"/>
+        <w:rPr>
+          <w:color w:val="000000"/>
+        </w:rPr>
+      </w:pPr>
+      <w:r>
+        <w:rPr>
+          <w:color w:val="000000"/>
+        </w:rPr>
         <w:t>2. Heavy rain.</w:t>
       </w:r>
     </w:p>
     <w:p>
-      <w:r>
+      <w:pPr>
+        <w:spacing w:after="160"/>
+        <w:rPr>
+          <w:color w:val="000000"/>
+        </w:rPr>
+      </w:pPr>
+      <w:r>
+        <w:rPr>
+          <w:color w:val="000000"/>
+        </w:rPr>
         <w:t>3. At 10:30.</w:t>
       </w:r>
     </w:p>
     <w:p>
-      <w:r>
+      <w:pPr>
+        <w:spacing w:after="160"/>
+        <w:rPr>
+          <w:color w:val="000000"/>
+        </w:rPr>
+      </w:pPr>
+      <w:r>
+        <w:rPr>
+          <w:color w:val="000000"/>
+        </w:rPr>
         <w:t>4. They will be removed by security.</w:t>
       </w:r>
     </w:p>
     <w:p>
-      <w:r>
+      <w:pPr>
+        <w:spacing w:after="160"/>
+        <w:rPr>
+          <w:color w:val="000000"/>
+        </w:rPr>
+      </w:pPr>
+      <w:r>
+        <w:rPr>
+          <w:color w:val="000000"/>
+        </w:rPr>
         <w:t>5. Travelers needing assistance.</w:t>
       </w:r>
     </w:p>
     <w:p>
-      <w:r>
+      <w:pPr>
+        <w:spacing w:after="160"/>
+        <w:rPr>
+          <w:color w:val="000000"/>
+        </w:rPr>
+      </w:pPr>
+      <w:r>
+        <w:rPr>
+          <w:color w:val="000000"/>
+        </w:rPr>
         <w:t>6. Near the information desk.</w:t>
       </w:r>
     </w:p>
     <w:p>
-      <w:r>
+      <w:pPr>
+        <w:spacing w:after="160"/>
+        <w:rPr>
+          <w:color w:val="000000"/>
+        </w:rPr>
+      </w:pPr>
+      <w:r>
+        <w:rPr>
+          <w:color w:val="000000"/>
+        </w:rPr>
         <w:t>7. Families traveling with young children.</w:t>
       </w:r>
     </w:p>
     <w:p>
-      <w:r>
+      <w:pPr>
+        <w:spacing w:after="160"/>
+        <w:rPr>
+          <w:color w:val="000000"/>
+        </w:rPr>
+      </w:pPr>
+      <w:r>
+        <w:rPr>
+          <w:color w:val="000000"/>
+        </w:rPr>
         <w:t>8. Young children.</w:t>
       </w:r>
     </w:p>
     <w:p>
-      <w:r>
+      <w:pPr>
+        <w:spacing w:after="160"/>
+        <w:rPr>
+          <w:color w:val="000000"/>
+        </w:rPr>
+      </w:pPr>
+      <w:r>
+        <w:rPr>
+          <w:color w:val="000000"/>
+        </w:rPr>
         <w:t>9. Documents required for boarding.</w:t>
       </w:r>
     </w:p>
     <w:p>
-      <w:r>
+      <w:pPr>
+        <w:spacing w:after="160"/>
+        <w:rPr>
+          <w:color w:val="000000"/>
+        </w:rPr>
+      </w:pPr>
+      <w:r>
+        <w:rPr>
+          <w:color w:val="000000"/>
+        </w:rPr>
         <w:t>10. Examples: waiting for Flight 25; delayed by heavy rain; to board.</w:t>
       </w:r>
     </w:p>
     <w:p>
       <w:pPr>
         <w:pStyle w:val="Heading1"/>
+        <w:spacing w:before="240"/>
       </w:pPr>
       <w:r>
         <w:t>PHẦN 10</w:t>
       </w:r>
     </w:p>
     <w:p>
-      <w:r>
+      <w:pPr>
+        <w:spacing w:after="160"/>
+        <w:rPr>
+          <w:color w:val="000000"/>
+        </w:rPr>
+      </w:pPr>
+      <w:r>
+        <w:rPr>
+          <w:color w:val="000000"/>
+        </w:rPr>
         <w:t>1. The man living next door is a doctor.</w:t>
       </w:r>
     </w:p>
     <w:p>
-      <w:r>
+      <w:pPr>
+        <w:spacing w:after="160"/>
+        <w:rPr>
+          <w:color w:val="000000"/>
+        </w:rPr>
+      </w:pPr>
+      <w:r>
+        <w:rPr>
+          <w:color w:val="000000"/>
+        </w:rPr>
         <w:t>2. The books written by Nam are popular.</w:t>
       </w:r>
     </w:p>
     <w:p>
-      <w:r>
+      <w:pPr>
+        <w:spacing w:after="160"/>
+        <w:rPr>
+          <w:color w:val="000000"/>
+        </w:rPr>
+      </w:pPr>
+      <w:r>
+        <w:rPr>
+          <w:color w:val="000000"/>
+        </w:rPr>
         <w:t>3. The girl standing at the door is Lan.</w:t>
       </w:r>
     </w:p>
     <w:p>
-      <w:r>
+      <w:pPr>
+        <w:spacing w:after="160"/>
+        <w:rPr>
+          <w:color w:val="000000"/>
+        </w:rPr>
+      </w:pPr>
+      <w:r>
+        <w:rPr>
+          <w:color w:val="000000"/>
+        </w:rPr>
         <w:t>4. The car damaged in the accident has been repaired.</w:t>
       </w:r>
     </w:p>
     <w:p>
-      <w:r>
+      <w:pPr>
+        <w:spacing w:after="160"/>
+        <w:rPr>
+          <w:color w:val="000000"/>
+        </w:rPr>
+      </w:pPr>
+      <w:r>
+        <w:rPr>
+          <w:color w:val="000000"/>
+        </w:rPr>
         <w:t>5. Lan was the first student to finish.</w:t>
       </w:r>
     </w:p>
     <w:p>
-      <w:r>
+      <w:pPr>
+        <w:spacing w:after="160"/>
+        <w:rPr>
+          <w:color w:val="000000"/>
+        </w:rPr>
+      </w:pPr>
+      <w:r>
+        <w:rPr>
+          <w:color w:val="000000"/>
+        </w:rPr>
         <w:t>6. He is the only person to help us.</w:t>
       </w:r>
     </w:p>
     <w:p>
-      <w:r>
+      <w:pPr>
+        <w:spacing w:after="160"/>
+        <w:rPr>
+          <w:color w:val="000000"/>
+        </w:rPr>
+      </w:pPr>
+      <w:r>
+        <w:rPr>
+          <w:color w:val="000000"/>
+        </w:rPr>
         <w:t>7. The documents on the desk are confidential.</w:t>
       </w:r>
     </w:p>
     <w:p>
-      <w:r>
+      <w:pPr>
+        <w:spacing w:after="160"/>
+        <w:rPr>
+          <w:color w:val="000000"/>
+        </w:rPr>
+      </w:pPr>
+      <w:r>
+        <w:rPr>
+          <w:color w:val="000000"/>
+        </w:rPr>
         <w:t>8. Students interested in the course should register.</w:t>
       </w:r>
     </w:p>
     <w:p>
-      <w:r>
+      <w:pPr>
+        <w:spacing w:after="160"/>
+        <w:rPr>
+          <w:color w:val="000000"/>
+        </w:rPr>
+      </w:pPr>
+      <w:r>
+        <w:rPr>
+          <w:color w:val="000000"/>
+        </w:rPr>
         <w:t>9. Products made in Vietnam are displayed here.</w:t>
       </w:r>
     </w:p>
     <w:p>
-      <w:r>
+      <w:pPr>
+        <w:spacing w:after="160"/>
+        <w:rPr>
+          <w:color w:val="000000"/>
+        </w:rPr>
+      </w:pPr>
+      <w:r>
+        <w:rPr>
+          <w:color w:val="000000"/>
+        </w:rPr>
         <w:t>10. The last task to be completed is difficult.</w:t>
       </w:r>
     </w:p>
-    <w:p/>
+    <w:p>
+      <w:pPr>
+        <w:rPr>
+          <w:color w:val="000000"/>
+        </w:rPr>
+      </w:pPr>
+    </w:p>
     <w:sectPr>
       <w:pgSz w:w="12240" w:h="15840"/>
       <w:pgMar w:top="850" w:right="1134" w:bottom="850" w:left="1134" w:header="720" w:footer="720" w:gutter="0"/>
